--- a/PHAN_CONG_NHIEM_VU.docx
+++ b/PHAN_CONG_NHIEM_VU.docx
@@ -600,7 +600,7 @@
           <w:color w:val="111827"/>
           <w:sz w:val="21"/>
         </w:rPr>
-        <w:t xml:space="preserve">• Xác thực &amp; Phân quyền: </w:t>
+        <w:t xml:space="preserve">• Xác thực, Bảo mật &amp; Phân quyền: </w:t>
       </w:r>
       <w:r>
         <w:rPr>
@@ -608,7 +608,7 @@
           <w:color w:val="1F2937"/>
           <w:sz w:val="21"/>
         </w:rPr>
-        <w:t>Màn hình LoginForm, dịch vụ AuthService phân quyền 5 vai trò (Chủ, Lễ tân, HLV, Quản lý, Hội viên), cơ chế Offline Fallback Buffer.</w:t>
+        <w:t>Màn hình LoginForm, dịch vụ AuthService phân quyền 5 vai trò (Chủ, Lễ tân, HLV, Quản lý, Hội viên), cơ chế Offline Fallback Buffer, bảo mật băm mật khẩu chuẩn SHA-256 (PasswordUtil) và tái cấu trúc cây thư mục chuẩn MVC (gui, gui.panels, controller).</w:t>
       </w:r>
     </w:p>
     <w:p>
